--- a/ind/docx/13.content.docx
+++ b/ind/docx/13.content.docx
@@ -19,7 +19,7 @@
         <w:rPr>
           <w:lang w:val="id_ID" w:bidi="id_ID"/>
         </w:rPr>
-        <w:t>Resource: Tyndale Open Study Notes</w:t>
+        <w:t>Resource: Aquifer Open Study Notes (Book Intros)</w:t>
       </w:r>
       <w:r>
         <w:rPr>
@@ -112,7 +112,7 @@
         <w:rPr>
           <w:lang w:val="id_ID" w:bidi="id_ID"/>
         </w:rPr>
-        <w:t>Tyndale Open Study Notes</w:t>
+        <w:t>Aquifer Open Study Notes (Book Intros)</w:t>
       </w:r>
     </w:p>
     <w:p>

--- a/ind/docx/13.content.docx
+++ b/ind/docx/13.content.docx
@@ -258,36 +258,24 @@
         </w:rPr>
         <w:t xml:space="preserve">Bangsa Babilonia menaklukkan kerajaan Yehuda antara tahun 605 dan 586 Sebelum Masehi. Dalam satu generasi, kekuatan Babilonia melemah karena kerusakan internalnya sendiri (lihat </w:t>
       </w:r>
-      <w:hyperlink r:id="rId13">
-        <w:r>
-          <w:rPr>
-            <w:lang w:val="id_ID" w:bidi="id_ID"/>
-          </w:rPr>
-          <w:rPr>
-            <w:color w:val="0000EE"/>
-            <w:u w:val="single"/>
-          </w:rPr>
-          <w:t>Dan. 5</w:t>
-        </w:r>
-      </w:hyperlink>
+      <w:r>
+        <w:rPr>
+          <w:lang w:val="id_ID" w:bidi="id_ID"/>
+        </w:rPr>
+        <w:t>Dan. 5</w:t>
+      </w:r>
       <w:r>
         <w:rPr>
           <w:lang w:val="id_ID" w:bidi="id_ID"/>
         </w:rPr>
         <w:t xml:space="preserve">). Sementara itu, di sebelah timur, Raja Persia, Koresh yang Agung (559–530 SM) mendirikan sebuah kekaisaran baru yang menyatukan Media dan Persia. Pada bulan Oktober 539 SM, Babel jatuh tanpa perlawanan, dan kekaisaran Koresh meluas ke barat untuk mencakup Babel (lihat </w:t>
       </w:r>
-      <w:hyperlink r:id="rId14">
-        <w:r>
-          <w:rPr>
-            <w:lang w:val="id_ID" w:bidi="id_ID"/>
-          </w:rPr>
-          <w:rPr>
-            <w:color w:val="0000EE"/>
-            <w:u w:val="single"/>
-          </w:rPr>
-          <w:t>Dan. 5:30–31</w:t>
-        </w:r>
-      </w:hyperlink>
+      <w:r>
+        <w:rPr>
+          <w:lang w:val="id_ID" w:bidi="id_ID"/>
+        </w:rPr>
+        <w:t>Dan. 5:30–31</w:t>
+      </w:r>
       <w:r>
         <w:rPr>
           <w:lang w:val="id_ID" w:bidi="id_ID"/>
@@ -347,36 +335,24 @@
         </w:rPr>
         <w:t>Kitab 1 Tawarikh terbagi menjadi dua bagian yang berbeda: penggambaran identitas Israel melalui silsilah-silsilah (</w:t>
       </w:r>
-      <w:hyperlink r:id="rId15">
-        <w:r>
-          <w:rPr>
-            <w:lang w:val="id_ID" w:bidi="id_ID"/>
-          </w:rPr>
-          <w:rPr>
-            <w:color w:val="0000EE"/>
-            <w:u w:val="single"/>
-          </w:rPr>
-          <w:t>1Taw. 1:1–9:44</w:t>
-        </w:r>
-      </w:hyperlink>
+      <w:r>
+        <w:rPr>
+          <w:lang w:val="id_ID" w:bidi="id_ID"/>
+        </w:rPr>
+        <w:t>1Taw. 1:1–9:44</w:t>
+      </w:r>
       <w:r>
         <w:rPr>
           <w:lang w:val="id_ID" w:bidi="id_ID"/>
         </w:rPr>
         <w:t>), dan persiapan Daud untuk membangun Bait Suci dan pemerintahan Salomo. (</w:t>
       </w:r>
-      <w:hyperlink r:id="rId16">
-        <w:r>
-          <w:rPr>
-            <w:lang w:val="id_ID" w:bidi="id_ID"/>
-          </w:rPr>
-          <w:rPr>
-            <w:color w:val="0000EE"/>
-            <w:u w:val="single"/>
-          </w:rPr>
-          <w:t>1Taw. 10:1–29:30</w:t>
-        </w:r>
-      </w:hyperlink>
+      <w:r>
+        <w:rPr>
+          <w:lang w:val="id_ID" w:bidi="id_ID"/>
+        </w:rPr>
+        <w:t>1Taw. 10:1–29:30</w:t>
+      </w:r>
       <w:r>
         <w:rPr>
           <w:lang w:val="id_ID" w:bidi="id_ID"/>
@@ -397,144 +373,96 @@
         </w:rPr>
         <w:t>Pasal pertama dari silsilah (</w:t>
       </w:r>
-      <w:hyperlink r:id="rId17">
-        <w:r>
-          <w:rPr>
-            <w:lang w:val="id_ID" w:bidi="id_ID"/>
-          </w:rPr>
-          <w:rPr>
-            <w:color w:val="0000EE"/>
-            <w:u w:val="single"/>
-          </w:rPr>
-          <w:t>psl. 1</w:t>
-        </w:r>
-      </w:hyperlink>
+      <w:r>
+        <w:rPr>
+          <w:lang w:val="id_ID" w:bidi="id_ID"/>
+        </w:rPr>
+        <w:t>psl. 1</w:t>
+      </w:r>
       <w:r>
         <w:rPr>
           <w:lang w:val="id_ID" w:bidi="id_ID"/>
         </w:rPr>
         <w:t xml:space="preserve">) mengikuti garis pemilihan Allah terhadap orang-orang tertentu dari Adam hingga Yakub (= Israel). </w:t>
       </w:r>
-      <w:hyperlink r:id="rId18">
-        <w:r>
-          <w:rPr>
-            <w:lang w:val="id_ID" w:bidi="id_ID"/>
-          </w:rPr>
-          <w:rPr>
-            <w:color w:val="0000EE"/>
-            <w:u w:val="single"/>
-          </w:rPr>
-          <w:t>Pasal 2–8</w:t>
-        </w:r>
-      </w:hyperlink>
+      <w:r>
+        <w:rPr>
+          <w:lang w:val="id_ID" w:bidi="id_ID"/>
+        </w:rPr>
+        <w:t>Pasal 2–8</w:t>
+      </w:r>
       <w:r>
         <w:rPr>
           <w:lang w:val="id_ID" w:bidi="id_ID"/>
         </w:rPr>
         <w:t xml:space="preserve"> membahas bangsa Israel dari Yakub hingga pembuangan ke Babel. Bagian ini pertama-tama merinci suku Yehuda (</w:t>
       </w:r>
-      <w:hyperlink r:id="rId19">
-        <w:r>
-          <w:rPr>
-            <w:lang w:val="id_ID" w:bidi="id_ID"/>
-          </w:rPr>
-          <w:rPr>
-            <w:color w:val="0000EE"/>
-            <w:u w:val="single"/>
-          </w:rPr>
-          <w:t>psl. 2–4</w:t>
-        </w:r>
-      </w:hyperlink>
+      <w:r>
+        <w:rPr>
+          <w:lang w:val="id_ID" w:bidi="id_ID"/>
+        </w:rPr>
+        <w:t>psl. 2–4</w:t>
+      </w:r>
       <w:r>
         <w:rPr>
           <w:lang w:val="id_ID" w:bidi="id_ID"/>
         </w:rPr>
         <w:t>), membahas keluarga Daud di bagian tengah (</w:t>
       </w:r>
-      <w:hyperlink r:id="rId20">
-        <w:r>
-          <w:rPr>
-            <w:lang w:val="id_ID" w:bidi="id_ID"/>
-          </w:rPr>
-          <w:rPr>
-            <w:color w:val="0000EE"/>
-            <w:u w:val="single"/>
-          </w:rPr>
-          <w:t>psl. 3</w:t>
-        </w:r>
-      </w:hyperlink>
+      <w:r>
+        <w:rPr>
+          <w:lang w:val="id_ID" w:bidi="id_ID"/>
+        </w:rPr>
+        <w:t>psl. 3</w:t>
+      </w:r>
       <w:r>
         <w:rPr>
           <w:lang w:val="id_ID" w:bidi="id_ID"/>
         </w:rPr>
         <w:t>), dan kemudian menggambarkan suku-suku Israel lainnya (</w:t>
       </w:r>
-      <w:hyperlink r:id="rId21">
-        <w:r>
-          <w:rPr>
-            <w:lang w:val="id_ID" w:bidi="id_ID"/>
-          </w:rPr>
-          <w:rPr>
-            <w:color w:val="0000EE"/>
-            <w:u w:val="single"/>
-          </w:rPr>
-          <w:t>psl. 5–7</w:t>
-        </w:r>
-      </w:hyperlink>
+      <w:r>
+        <w:rPr>
+          <w:lang w:val="id_ID" w:bidi="id_ID"/>
+        </w:rPr>
+        <w:t>psl. 5–7</w:t>
+      </w:r>
       <w:r>
         <w:rPr>
           <w:lang w:val="id_ID" w:bidi="id_ID"/>
         </w:rPr>
         <w:t>), termasuk yang di sebelah timur Sungai Yordan (di Transyordania). Di tengah-tengah daftar silsilah tambahan ini muncul Lewi (</w:t>
       </w:r>
-      <w:hyperlink r:id="rId22">
-        <w:r>
-          <w:rPr>
-            <w:lang w:val="id_ID" w:bidi="id_ID"/>
-          </w:rPr>
-          <w:rPr>
-            <w:color w:val="0000EE"/>
-            <w:u w:val="single"/>
-          </w:rPr>
-          <w:t>psl. 6</w:t>
-        </w:r>
-      </w:hyperlink>
+      <w:r>
+        <w:rPr>
+          <w:lang w:val="id_ID" w:bidi="id_ID"/>
+        </w:rPr>
+        <w:t>psl. 6</w:t>
+      </w:r>
       <w:r>
         <w:rPr>
           <w:lang w:val="id_ID" w:bidi="id_ID"/>
         </w:rPr>
         <w:t>), sebuah suku yang sangat penting. Catatan ini kemudian berlanjut dengan suku Benyamin (</w:t>
       </w:r>
-      <w:hyperlink r:id="rId23">
-        <w:r>
-          <w:rPr>
-            <w:lang w:val="id_ID" w:bidi="id_ID"/>
-          </w:rPr>
-          <w:rPr>
-            <w:color w:val="0000EE"/>
-            <w:u w:val="single"/>
-          </w:rPr>
-          <w:t>psl. 8</w:t>
-        </w:r>
-      </w:hyperlink>
+      <w:r>
+        <w:rPr>
+          <w:lang w:val="id_ID" w:bidi="id_ID"/>
+        </w:rPr>
+        <w:t>psl. 8</w:t>
+      </w:r>
       <w:r>
         <w:rPr>
           <w:lang w:val="id_ID" w:bidi="id_ID"/>
         </w:rPr>
         <w:t>). Silsilah ini diselesaikan hingga sekitar tahun 400 SM, dengan daftar para pemimpin komunitas yang kembali dari pembuangan dan mulai memulihkan Yerusalem (</w:t>
       </w:r>
-      <w:hyperlink r:id="rId24">
-        <w:r>
-          <w:rPr>
-            <w:lang w:val="id_ID" w:bidi="id_ID"/>
-          </w:rPr>
-          <w:rPr>
-            <w:color w:val="0000EE"/>
-            <w:u w:val="single"/>
-          </w:rPr>
-          <w:t>psl. 9</w:t>
-        </w:r>
-      </w:hyperlink>
+      <w:r>
+        <w:rPr>
+          <w:lang w:val="id_ID" w:bidi="id_ID"/>
+        </w:rPr>
+        <w:t>psl. 9</w:t>
+      </w:r>
       <w:r>
         <w:rPr>
           <w:lang w:val="id_ID" w:bidi="id_ID"/>
@@ -555,216 +483,144 @@
         </w:rPr>
         <w:t>Silsilah Saul (</w:t>
       </w:r>
-      <w:hyperlink r:id="rId25">
-        <w:r>
-          <w:rPr>
-            <w:lang w:val="id_ID" w:bidi="id_ID"/>
-          </w:rPr>
-          <w:rPr>
-            <w:color w:val="0000EE"/>
-            <w:u w:val="single"/>
-          </w:rPr>
-          <w:t>1Taw. 9:35–44</w:t>
-        </w:r>
-      </w:hyperlink>
+      <w:r>
+        <w:rPr>
+          <w:lang w:val="id_ID" w:bidi="id_ID"/>
+        </w:rPr>
+        <w:t>1Taw. 9:35–44</w:t>
+      </w:r>
       <w:r>
         <w:rPr>
           <w:lang w:val="id_ID" w:bidi="id_ID"/>
         </w:rPr>
         <w:t>) memperkenalkan pembentukan monarki. Ketika Saul meninggal karena ketidaksetiaannya (</w:t>
       </w:r>
-      <w:hyperlink r:id="rId26">
-        <w:r>
-          <w:rPr>
-            <w:lang w:val="id_ID" w:bidi="id_ID"/>
-          </w:rPr>
-          <w:rPr>
-            <w:color w:val="0000EE"/>
-            <w:u w:val="single"/>
-          </w:rPr>
-          <w:t>1Taw. 10:1–14</w:t>
-        </w:r>
-      </w:hyperlink>
+      <w:r>
+        <w:rPr>
+          <w:lang w:val="id_ID" w:bidi="id_ID"/>
+        </w:rPr>
+        <w:t>1Taw. 10:1–14</w:t>
+      </w:r>
       <w:r>
         <w:rPr>
           <w:lang w:val="id_ID" w:bidi="id_ID"/>
         </w:rPr>
         <w:t>), Daud diangkat menjadi raja (</w:t>
       </w:r>
-      <w:hyperlink r:id="rId27">
-        <w:r>
-          <w:rPr>
-            <w:lang w:val="id_ID" w:bidi="id_ID"/>
-          </w:rPr>
-          <w:rPr>
-            <w:color w:val="0000EE"/>
-            <w:u w:val="single"/>
-          </w:rPr>
-          <w:t>1Taw. 11:1–12:40</w:t>
-        </w:r>
-      </w:hyperlink>
+      <w:r>
+        <w:rPr>
+          <w:lang w:val="id_ID" w:bidi="id_ID"/>
+        </w:rPr>
+        <w:t>1Taw. 11:1–12:40</w:t>
+      </w:r>
       <w:r>
         <w:rPr>
           <w:lang w:val="id_ID" w:bidi="id_ID"/>
         </w:rPr>
         <w:t>). Pasal-pasal tentang pemerintahan Daud menjelaskan pengaturannya terhadap para pejabat istana dan persiapannya untuk Bait Suci (</w:t>
       </w:r>
-      <w:hyperlink r:id="rId28">
-        <w:r>
-          <w:rPr>
-            <w:lang w:val="id_ID" w:bidi="id_ID"/>
-          </w:rPr>
-          <w:rPr>
-            <w:color w:val="0000EE"/>
-            <w:u w:val="single"/>
-          </w:rPr>
-          <w:t>pasal 13–27</w:t>
-        </w:r>
-      </w:hyperlink>
+      <w:r>
+        <w:rPr>
+          <w:lang w:val="id_ID" w:bidi="id_ID"/>
+        </w:rPr>
+        <w:t>pasal 13–27</w:t>
+      </w:r>
       <w:r>
         <w:rPr>
           <w:lang w:val="id_ID" w:bidi="id_ID"/>
         </w:rPr>
         <w:t>). Pemindahan Tabut Perjanjian ke Yerusalem (</w:t>
       </w:r>
-      <w:hyperlink r:id="rId29">
-        <w:r>
-          <w:rPr>
-            <w:lang w:val="id_ID" w:bidi="id_ID"/>
-          </w:rPr>
-          <w:rPr>
-            <w:color w:val="0000EE"/>
-            <w:u w:val="single"/>
-          </w:rPr>
-          <w:t>pasal 13–16</w:t>
-        </w:r>
-      </w:hyperlink>
+      <w:r>
+        <w:rPr>
+          <w:lang w:val="id_ID" w:bidi="id_ID"/>
+        </w:rPr>
+        <w:t>pasal 13–16</w:t>
+      </w:r>
       <w:r>
         <w:rPr>
           <w:lang w:val="id_ID" w:bidi="id_ID"/>
         </w:rPr>
         <w:t>) menjadi peristiwa penting dalam pendirian kerajaan Daud. Sisa dari 1 Tawarikh menelusuri langkah-langkah yang diambil menuju pembangunan Bait Suci. Pasal-pasal ini mencakup identitas pembangun (</w:t>
       </w:r>
-      <w:hyperlink r:id="rId30">
-        <w:r>
-          <w:rPr>
-            <w:lang w:val="id_ID" w:bidi="id_ID"/>
-          </w:rPr>
-          <w:rPr>
-            <w:color w:val="0000EE"/>
-            <w:u w:val="single"/>
-          </w:rPr>
-          <w:t>pasal 17</w:t>
-        </w:r>
-      </w:hyperlink>
+      <w:r>
+        <w:rPr>
+          <w:lang w:val="id_ID" w:bidi="id_ID"/>
+        </w:rPr>
+        <w:t>pasal 17</w:t>
+      </w:r>
       <w:r>
         <w:rPr>
           <w:lang w:val="id_ID" w:bidi="id_ID"/>
         </w:rPr>
         <w:t>), kondisi politik yang diperlukan (</w:t>
       </w:r>
-      <w:hyperlink r:id="rId31">
-        <w:r>
-          <w:rPr>
-            <w:lang w:val="id_ID" w:bidi="id_ID"/>
-          </w:rPr>
-          <w:rPr>
-            <w:color w:val="0000EE"/>
-            <w:u w:val="single"/>
-          </w:rPr>
-          <w:t>pasal 18–20</w:t>
-        </w:r>
-      </w:hyperlink>
+      <w:r>
+        <w:rPr>
+          <w:lang w:val="id_ID" w:bidi="id_ID"/>
+        </w:rPr>
+        <w:t>pasal 18–20</w:t>
+      </w:r>
       <w:r>
         <w:rPr>
           <w:lang w:val="id_ID" w:bidi="id_ID"/>
         </w:rPr>
         <w:t>), lokasi (</w:t>
       </w:r>
-      <w:hyperlink r:id="rId32">
-        <w:r>
-          <w:rPr>
-            <w:lang w:val="id_ID" w:bidi="id_ID"/>
-          </w:rPr>
-          <w:rPr>
-            <w:color w:val="0000EE"/>
-            <w:u w:val="single"/>
-          </w:rPr>
-          <w:t>pasal 21</w:t>
-        </w:r>
-      </w:hyperlink>
+      <w:r>
+        <w:rPr>
+          <w:lang w:val="id_ID" w:bidi="id_ID"/>
+        </w:rPr>
+        <w:t>pasal 21</w:t>
+      </w:r>
       <w:r>
         <w:rPr>
           <w:lang w:val="id_ID" w:bidi="id_ID"/>
         </w:rPr>
         <w:t>), personel (</w:t>
       </w:r>
-      <w:hyperlink r:id="rId33">
-        <w:r>
-          <w:rPr>
-            <w:lang w:val="id_ID" w:bidi="id_ID"/>
-          </w:rPr>
-          <w:rPr>
-            <w:color w:val="0000EE"/>
-            <w:u w:val="single"/>
-          </w:rPr>
-          <w:t>pasal 23–27</w:t>
-        </w:r>
-      </w:hyperlink>
+      <w:r>
+        <w:rPr>
+          <w:lang w:val="id_ID" w:bidi="id_ID"/>
+        </w:rPr>
+        <w:t>pasal 23–27</w:t>
+      </w:r>
       <w:r>
         <w:rPr>
           <w:lang w:val="id_ID" w:bidi="id_ID"/>
         </w:rPr>
         <w:t xml:space="preserve">), bahan-bahan, dan rencana (pasal </w:t>
       </w:r>
-      <w:hyperlink r:id="rId34">
-        <w:r>
-          <w:rPr>
-            <w:lang w:val="id_ID" w:bidi="id_ID"/>
-          </w:rPr>
-          <w:rPr>
-            <w:color w:val="0000EE"/>
-            <w:u w:val="single"/>
-          </w:rPr>
-          <w:t>22</w:t>
-        </w:r>
-      </w:hyperlink>
+      <w:r>
+        <w:rPr>
+          <w:lang w:val="id_ID" w:bidi="id_ID"/>
+        </w:rPr>
+        <w:t>22</w:t>
+      </w:r>
       <w:r>
         <w:rPr>
           <w:lang w:val="id_ID" w:bidi="id_ID"/>
         </w:rPr>
         <w:t xml:space="preserve">, </w:t>
       </w:r>
-      <w:hyperlink r:id="rId35">
-        <w:r>
-          <w:rPr>
-            <w:lang w:val="id_ID" w:bidi="id_ID"/>
-          </w:rPr>
-          <w:rPr>
-            <w:color w:val="0000EE"/>
-            <w:u w:val="single"/>
-          </w:rPr>
-          <w:t>28–29</w:t>
-        </w:r>
-      </w:hyperlink>
+      <w:r>
+        <w:rPr>
+          <w:lang w:val="id_ID" w:bidi="id_ID"/>
+        </w:rPr>
+        <w:t>28–29</w:t>
+      </w:r>
       <w:r>
         <w:rPr>
           <w:lang w:val="id_ID" w:bidi="id_ID"/>
         </w:rPr>
         <w:t>). Catatan tentang pemerintahan Daud ditutup dengan pertemuan umum yang besar dan penunjukan Salomo sebagai raja damai yang akan membangun Bait Suci (</w:t>
       </w:r>
-      <w:hyperlink r:id="rId35">
-        <w:r>
-          <w:rPr>
-            <w:lang w:val="id_ID" w:bidi="id_ID"/>
-          </w:rPr>
-          <w:rPr>
-            <w:color w:val="0000EE"/>
-            <w:u w:val="single"/>
-          </w:rPr>
-          <w:t>pasal 28–29</w:t>
-        </w:r>
-      </w:hyperlink>
+      <w:r>
+        <w:rPr>
+          <w:lang w:val="id_ID" w:bidi="id_ID"/>
+        </w:rPr>
+        <w:t>pasal 28–29</w:t>
+      </w:r>
       <w:r>
         <w:rPr>
           <w:lang w:val="id_ID" w:bidi="id_ID"/>
@@ -810,72 +666,48 @@
         </w:rPr>
         <w:t>Penulis Kitab Tawarikh menulis pada tahun-tahun akhir Kekaisaran Persia, kemungkinan sekitar tahun 400 Sebelum Masehi. Silsilah keturunan Yoyakhin (</w:t>
       </w:r>
-      <w:hyperlink r:id="rId36">
-        <w:r>
-          <w:rPr>
-            <w:lang w:val="id_ID" w:bidi="id_ID"/>
-          </w:rPr>
-          <w:rPr>
-            <w:color w:val="0000EE"/>
-            <w:u w:val="single"/>
-          </w:rPr>
-          <w:t>1Taw. 3:17–24</w:t>
-        </w:r>
-      </w:hyperlink>
+      <w:r>
+        <w:rPr>
+          <w:lang w:val="id_ID" w:bidi="id_ID"/>
+        </w:rPr>
+        <w:t>1Taw. 3:17–24</w:t>
+      </w:r>
       <w:r>
         <w:rPr>
           <w:lang w:val="id_ID" w:bidi="id_ID"/>
         </w:rPr>
         <w:t>) menunjukkan delapan generasi setelah Zerubabel, yang menjabat sebagai Wali Negeri sekitar tahun 520 Sebelum Masehi, pada masa pemerintahan Darius, raja Persia (</w:t>
       </w:r>
-      <w:hyperlink r:id="rId37">
-        <w:r>
-          <w:rPr>
-            <w:lang w:val="id_ID" w:bidi="id_ID"/>
-          </w:rPr>
-          <w:rPr>
-            <w:color w:val="0000EE"/>
-            <w:u w:val="single"/>
-          </w:rPr>
-          <w:t>Za. 1:1</w:t>
-        </w:r>
-      </w:hyperlink>
+      <w:r>
+        <w:rPr>
+          <w:lang w:val="id_ID" w:bidi="id_ID"/>
+        </w:rPr>
+        <w:t>Za. 1:1</w:t>
+      </w:r>
       <w:r>
         <w:rPr>
           <w:lang w:val="id_ID" w:bidi="id_ID"/>
         </w:rPr>
         <w:t xml:space="preserve">; </w:t>
       </w:r>
-      <w:hyperlink r:id="rId38">
-        <w:r>
-          <w:rPr>
-            <w:lang w:val="id_ID" w:bidi="id_ID"/>
-          </w:rPr>
-          <w:rPr>
-            <w:color w:val="0000EE"/>
-            <w:u w:val="single"/>
-          </w:rPr>
-          <w:t>4:9</w:t>
-        </w:r>
-      </w:hyperlink>
+      <w:r>
+        <w:rPr>
+          <w:lang w:val="id_ID" w:bidi="id_ID"/>
+        </w:rPr>
+        <w:t>4:9</w:t>
+      </w:r>
       <w:r>
         <w:rPr>
           <w:lang w:val="id_ID" w:bidi="id_ID"/>
         </w:rPr>
         <w:t>). Penulis Kitab Tawarikh mungkin menulis beberapa waktu setelah Nehemia melakukan perjalanan ke Yerusalem pada tahun kedua puluh pemerintahan Artahsasta (445 Sebelum Masehi) untuk memperbaiki tembok kota (</w:t>
       </w:r>
-      <w:hyperlink r:id="rId39">
-        <w:r>
-          <w:rPr>
-            <w:lang w:val="id_ID" w:bidi="id_ID"/>
-          </w:rPr>
-          <w:rPr>
-            <w:color w:val="0000EE"/>
-            <w:u w:val="single"/>
-          </w:rPr>
-          <w:t>Neh. 2:1</w:t>
-        </w:r>
-      </w:hyperlink>
+      <w:r>
+        <w:rPr>
+          <w:lang w:val="id_ID" w:bidi="id_ID"/>
+        </w:rPr>
+        <w:t>Neh. 2:1</w:t>
+      </w:r>
       <w:r>
         <w:rPr>
           <w:lang w:val="id_ID" w:bidi="id_ID"/>
@@ -907,18 +739,12 @@
         </w:rPr>
         <w:t xml:space="preserve">Sedikit yang diketahui tentang situasi di Yudea setelah Nehemia, meskipun Nehemia mengungkapkan beberapa kesulitan yang dihadapi komunitas tersebut. Godaan untuk menikah dengan orang yang bukan Israel sangat besar, dan pernikahan campuran masih terjadi pada zaman Maleakhi (400-an Sebelum Masehi; lihat </w:t>
       </w:r>
-      <w:hyperlink r:id="rId40">
-        <w:r>
-          <w:rPr>
-            <w:lang w:val="id_ID" w:bidi="id_ID"/>
-          </w:rPr>
-          <w:rPr>
-            <w:color w:val="0000EE"/>
-            <w:u w:val="single"/>
-          </w:rPr>
-          <w:t>Mal. 2:14–16</w:t>
-        </w:r>
-      </w:hyperlink>
+      <w:r>
+        <w:rPr>
+          <w:lang w:val="id_ID" w:bidi="id_ID"/>
+        </w:rPr>
+        <w:t>Mal. 2:14–16</w:t>
+      </w:r>
       <w:r>
         <w:rPr>
           <w:lang w:val="id_ID" w:bidi="id_ID"/>
@@ -1029,36 +855,24 @@
         </w:rPr>
         <w:t>Janji Allah kepada Daud (</w:t>
       </w:r>
-      <w:hyperlink r:id="rId30">
-        <w:r>
-          <w:rPr>
-            <w:lang w:val="id_ID" w:bidi="id_ID"/>
-          </w:rPr>
-          <w:rPr>
-            <w:color w:val="0000EE"/>
-            <w:u w:val="single"/>
-          </w:rPr>
-          <w:t>1Taw. 17:1–27</w:t>
-        </w:r>
-      </w:hyperlink>
+      <w:r>
+        <w:rPr>
+          <w:lang w:val="id_ID" w:bidi="id_ID"/>
+        </w:rPr>
+        <w:t>1Taw. 17:1–27</w:t>
+      </w:r>
       <w:r>
         <w:rPr>
           <w:lang w:val="id_ID" w:bidi="id_ID"/>
         </w:rPr>
         <w:t>) menempati pusat pesan dari Penulis Kitab Tawarikh. Ketika Daud bertekad untuk membangun sebuah rumah bagi Tabut Perjanjian Allah, Nabi Natan menerima penglihatan yang memberitahunya bahwa Daud keliru: Daud tidak akan membangun rumah untuk Allah, tetapi Allah yang akan membangun rumah untuk Daud. Rumah ini akan menjadi sebuah dinasti (</w:t>
       </w:r>
-      <w:hyperlink r:id="rId41">
-        <w:r>
-          <w:rPr>
-            <w:lang w:val="id_ID" w:bidi="id_ID"/>
-          </w:rPr>
-          <w:rPr>
-            <w:color w:val="0000EE"/>
-            <w:u w:val="single"/>
-          </w:rPr>
-          <w:t>2Sam. 7:11–14</w:t>
-        </w:r>
-      </w:hyperlink>
+      <w:r>
+        <w:rPr>
+          <w:lang w:val="id_ID" w:bidi="id_ID"/>
+        </w:rPr>
+        <w:t>2Sam. 7:11–14</w:t>
+      </w:r>
       <w:r>
         <w:rPr>
           <w:i/>
@@ -1066,18 +880,12 @@
         </w:rPr>
         <w:t>//</w:t>
       </w:r>
-      <w:hyperlink r:id="rId42">
-        <w:r>
-          <w:rPr>
-            <w:lang w:val="id_ID" w:bidi="id_ID"/>
-          </w:rPr>
-          <w:rPr>
-            <w:color w:val="0000EE"/>
-            <w:u w:val="single"/>
-          </w:rPr>
-          <w:t>1Taw. 17:10–14</w:t>
-        </w:r>
-      </w:hyperlink>
+      <w:r>
+        <w:rPr>
+          <w:lang w:val="id_ID" w:bidi="id_ID"/>
+        </w:rPr>
+        <w:t>1Taw. 17:10–14</w:t>
+      </w:r>
       <w:r>
         <w:rPr>
           <w:lang w:val="id_ID" w:bidi="id_ID"/>
@@ -1098,54 +906,36 @@
         </w:rPr>
         <w:t>Penulis Kitab Tawarikh memiliki tugas ganda. Pertama, dia perlu menjelaskan mengapa kerajaan Daud mengalami kegagalan. Kedua, dia harus menetapkan bahwa provinsi kecil ini yang sedang berjuang dari Kekaisaran Persia yang kuat akan menjadi kerajaan yang dijanjikan Allah kepada Daud. Penjelasan untuk kegagalan kerajaan Daud dimulai dengan kegagalan Saul: Allah menolak Saul sebagai raja atas Israel karena ketidaksetiaannya. Saul tidak menaati Allah dan melanggar perjanjian hingga berkonsultasi dengan seorang peramal (</w:t>
       </w:r>
-      <w:hyperlink r:id="rId43">
-        <w:r>
-          <w:rPr>
-            <w:lang w:val="id_ID" w:bidi="id_ID"/>
-          </w:rPr>
-          <w:rPr>
-            <w:color w:val="0000EE"/>
-            <w:u w:val="single"/>
-          </w:rPr>
-          <w:t>1Taw. 10:13</w:t>
-        </w:r>
-      </w:hyperlink>
+      <w:r>
+        <w:rPr>
+          <w:lang w:val="id_ID" w:bidi="id_ID"/>
+        </w:rPr>
+        <w:t>1Taw. 10:13</w:t>
+      </w:r>
       <w:r>
         <w:rPr>
           <w:lang w:val="id_ID" w:bidi="id_ID"/>
         </w:rPr>
         <w:t xml:space="preserve">). Raja-raja berikutnya mengulangi inti kegagalan Saul: Mereka memberontak melawan Perjanjian Allah dan mencari keamanan dari kekuatan asing dan dewa-dewa pagan daripada dari Batu Karang mereka, Tuhan (lihat </w:t>
       </w:r>
-      <w:hyperlink r:id="rId44">
-        <w:r>
-          <w:rPr>
-            <w:lang w:val="id_ID" w:bidi="id_ID"/>
-          </w:rPr>
-          <w:rPr>
-            <w:color w:val="0000EE"/>
-            <w:u w:val="single"/>
-          </w:rPr>
-          <w:t>Ul. 32:4</w:t>
-        </w:r>
-      </w:hyperlink>
+      <w:r>
+        <w:rPr>
+          <w:lang w:val="id_ID" w:bidi="id_ID"/>
+        </w:rPr>
+        <w:t>Ul. 32:4</w:t>
+      </w:r>
       <w:r>
         <w:rPr>
           <w:lang w:val="id_ID" w:bidi="id_ID"/>
         </w:rPr>
         <w:t xml:space="preserve">, </w:t>
       </w:r>
-      <w:hyperlink r:id="rId45">
-        <w:r>
-          <w:rPr>
-            <w:lang w:val="id_ID" w:bidi="id_ID"/>
-          </w:rPr>
-          <w:rPr>
-            <w:color w:val="0000EE"/>
-            <w:u w:val="single"/>
-          </w:rPr>
-          <w:t>15–39</w:t>
-        </w:r>
-      </w:hyperlink>
+      <w:r>
+        <w:rPr>
+          <w:lang w:val="id_ID" w:bidi="id_ID"/>
+        </w:rPr>
+        <w:t>15–39</w:t>
+      </w:r>
       <w:r>
         <w:rPr>
           <w:lang w:val="id_ID" w:bidi="id_ID"/>
@@ -1179,18 +969,12 @@
         </w:rPr>
         <w:t>Di sisi lain, dasar pengharapan berasal dari doa Salomo pada saat peresmian Bait Suci: "dan umat-Ku, yang atasnya nama-Ku disebut, merendahkan diri, berdoa dan mencari wajah-Ku, lalu berbalik dari jalan-jalannya yang jahat, maka Aku akan mendengar dari sorga dan mengampuni dosa mereka, serta memulihkan negeri mereka." (</w:t>
       </w:r>
-      <w:hyperlink r:id="rId46">
-        <w:r>
-          <w:rPr>
-            <w:lang w:val="id_ID" w:bidi="id_ID"/>
-          </w:rPr>
-          <w:rPr>
-            <w:color w:val="0000EE"/>
-            <w:u w:val="single"/>
-          </w:rPr>
-          <w:t>2Taw. 7:14</w:t>
-        </w:r>
-      </w:hyperlink>
+      <w:r>
+        <w:rPr>
+          <w:lang w:val="id_ID" w:bidi="id_ID"/>
+        </w:rPr>
+        <w:t>2Taw. 7:14</w:t>
+      </w:r>
       <w:r>
         <w:rPr>
           <w:lang w:val="id_ID" w:bidi="id_ID"/>
@@ -1211,18 +995,12 @@
         </w:rPr>
         <w:t xml:space="preserve">Kitab 1 Tawarikh menetapkan syarat-syarat yang diperlukan untuk pemulihan. Janji kepada Daud tidak hilang selama masa Pembuangan; komunitas yang dibangun kembali di Yerusalem membawa janji tersebut. Bahkan pembagian kerajaan setelah pemerintahan Salomo tidak menempatkan suku-suku di luar masa depan Israel. Bagi Penulis Kitab Tawarikh, semua suku hadir dalam pemulihan, termasuk suku-suku dari kerajaan utara (lihat </w:t>
       </w:r>
-      <w:hyperlink r:id="rId47">
-        <w:r>
-          <w:rPr>
-            <w:lang w:val="id_ID" w:bidi="id_ID"/>
-          </w:rPr>
-          <w:rPr>
-            <w:color w:val="0000EE"/>
-            <w:u w:val="single"/>
-          </w:rPr>
-          <w:t>1Taw. 9:3</w:t>
-        </w:r>
-      </w:hyperlink>
+      <w:r>
+        <w:rPr>
+          <w:lang w:val="id_ID" w:bidi="id_ID"/>
+        </w:rPr>
+        <w:t>1Taw. 9:3</w:t>
+      </w:r>
       <w:r>
         <w:rPr>
           <w:lang w:val="id_ID" w:bidi="id_ID"/>
